--- a/docs/standards/word/DILIGENCE-PACKET.docx
+++ b/docs/standards/word/DILIGENCE-PACKET.docx
@@ -28,13 +28,13 @@
         </w:p>
       </w:sdtContent>
     </w:sdt>
-    <w:bookmarkStart w:id="26" w:name="Xc4266042f61b8b129a9b13fd84e08e788fd59dd"/>
+    <w:bookmarkStart w:id="26" w:name="X80c3b73d1b8afdbe491c6b8b2979a6a303b898f"/>
     <w:p>
       <w:pPr>
         <w:pStyle w:val="Heading1"/>
       </w:pPr>
       <w:r>
-        <w:t xml:space="preserve">What to ask a software vendor for, and what each answer proves</w:t>
+        <w:t xml:space="preserve">What to have ready when a buyer asks, and what each artifact proves</w:t>
       </w:r>
     </w:p>
     <w:p>
@@ -46,7 +46,7 @@
           <w:b/>
           <w:bCs/>
         </w:rPr>
-        <w:t xml:space="preserve">The mirror of the standards map: that one answers which of these reach your own organization, this</w:t>
+        <w:t xml:space="preserve">Every serious buyer runs the same diligence, and it is a small, predictable set of documents. This</w:t>
       </w:r>
       <w:r>
         <w:rPr>
@@ -60,7 +60,7 @@
           <w:b/>
           <w:bCs/>
         </w:rPr>
-        <w:t xml:space="preserve">one answers what to require of a vendor you are evaluating -- and what each answer actually</w:t>
+        <w:t xml:space="preserve">is what to have on the shelf before anyone asks -- and, for each one, the claim it will carry and the</w:t>
       </w:r>
       <w:r>
         <w:rPr>
@@ -74,7 +74,7 @@
           <w:b/>
           <w:bCs/>
         </w:rPr>
-        <w:t xml:space="preserve">proves.</w:t>
+        <w:t xml:space="preserve">claim it will not.</w:t>
       </w:r>
     </w:p>
     <w:p>
@@ -159,7 +159,7 @@
           <w:b/>
           <w:bCs/>
         </w:rPr>
-        <w:t xml:space="preserve">The commonest mistake in vendor diligence is reading an audit report or a certificate as an answer</w:t>
+        <w:t xml:space="preserve">The commonest mistake a vendor makes in diligence is offering an audit report or a certificate as</w:t>
       </w:r>
       <w:r>
         <w:rPr>
@@ -173,31 +173,37 @@
           <w:b/>
           <w:bCs/>
         </w:rPr>
-        <w:t xml:space="preserve">about the product.</w:t>
-      </w:r>
-      <w:r>
-        <w:t xml:space="preserve"> </w:t>
-      </w:r>
-      <w:r>
-        <w:t xml:space="preserve">Those instruments examine how a company governs</w:t>
-      </w:r>
-      <w:r>
-        <w:t xml:space="preserve"> </w:t>
-      </w:r>
-      <w:r>
-        <w:t xml:space="preserve">itself -- its policies, its access reviews, its change management. They never open the code. A</w:t>
-      </w:r>
-      <w:r>
-        <w:t xml:space="preserve"> </w:t>
-      </w:r>
-      <w:r>
-        <w:t xml:space="preserve">vendor can hold a clean report across a full twelve-month period, ship software with an</w:t>
-      </w:r>
-      <w:r>
-        <w:t xml:space="preserve"> </w:t>
-      </w:r>
-      <w:r>
-        <w:t xml:space="preserve">authorization flaw in it, and have said nothing false.</w:t>
+        <w:t xml:space="preserve">an answer about the product.</w:t>
+      </w:r>
+      <w:r>
+        <w:t xml:space="preserve"> </w:t>
+      </w:r>
+      <w:r>
+        <w:t xml:space="preserve">Those instruments examine how your company governs itself -- policies,</w:t>
+      </w:r>
+      <w:r>
+        <w:t xml:space="preserve"> </w:t>
+      </w:r>
+      <w:r>
+        <w:t xml:space="preserve">access reviews, change management. They never open your code. You can hold a clean report across a</w:t>
+      </w:r>
+      <w:r>
+        <w:t xml:space="preserve"> </w:t>
+      </w:r>
+      <w:r>
+        <w:t xml:space="preserve">full twelve-month period, ship software with an authorization flaw in it, and have said nothing</w:t>
+      </w:r>
+      <w:r>
+        <w:t xml:space="preserve"> </w:t>
+      </w:r>
+      <w:r>
+        <w:t xml:space="preserve">false. Hand that report over as product evidence and you have said something false, which is a</w:t>
+      </w:r>
+      <w:r>
+        <w:t xml:space="preserve"> </w:t>
+      </w:r>
+      <w:r>
+        <w:t xml:space="preserve">different position entirely and the one that ends deals.</w:t>
       </w:r>
     </w:p>
     <w:p>
@@ -205,13 +211,13 @@
         <w:pStyle w:val="BodyText"/>
       </w:pPr>
       <w:r>
-        <w:t xml:space="preserve">So sort the evidence by layer -- the company, the software, the contract -- and ask three things</w:t>
-      </w:r>
-      <w:r>
-        <w:t xml:space="preserve"> </w:t>
-      </w:r>
-      <w:r>
-        <w:t xml:space="preserve">before anything else:</w:t>
+        <w:t xml:space="preserve">So sort your own evidence by layer -- the company, the software, the contract -- and have three</w:t>
+      </w:r>
+      <w:r>
+        <w:t xml:space="preserve"> </w:t>
+      </w:r>
+      <w:r>
+        <w:t xml:space="preserve">things ready before the first call:</w:t>
       </w:r>
     </w:p>
     <w:p>
@@ -233,25 +239,31 @@
         <w:t xml:space="preserve"> </w:t>
       </w:r>
       <w:r>
-        <w:t xml:space="preserve">of whatever organization-layer instrument they offered. Not the</w:t>
-      </w:r>
-      <w:r>
-        <w:t xml:space="preserve"> </w:t>
-      </w:r>
-      <w:r>
-        <w:t xml:space="preserve">certificate, not the cover page. The scope alone decides whether the thing you are buying was</w:t>
-      </w:r>
-      <w:r>
-        <w:t xml:space="preserve"> </w:t>
-      </w:r>
-      <w:r>
-        <w:t xml:space="preserve">inside the examination, and for software you install and run yourself the answer is frequently</w:t>
-      </w:r>
-      <w:r>
-        <w:t xml:space="preserve"> </w:t>
-      </w:r>
-      <w:r>
-        <w:t xml:space="preserve">no.</w:t>
+        <w:t xml:space="preserve">of whatever organization-layer instrument you hold. Not the certificate,</w:t>
+      </w:r>
+      <w:r>
+        <w:t xml:space="preserve"> </w:t>
+      </w:r>
+      <w:r>
+        <w:t xml:space="preserve">not the cover page. A competent buyer reads the scope first, because it alone decides whether the</w:t>
+      </w:r>
+      <w:r>
+        <w:t xml:space="preserve"> </w:t>
+      </w:r>
+      <w:r>
+        <w:t xml:space="preserve">thing they are buying was inside the examination -- and for software you distribute rather than</w:t>
+      </w:r>
+      <w:r>
+        <w:t xml:space="preserve"> </w:t>
+      </w:r>
+      <w:r>
+        <w:t xml:space="preserve">host, the answer is frequently no. Say so yourself, early. It costs a paragraph now and a deal</w:t>
+      </w:r>
+      <w:r>
+        <w:t xml:space="preserve"> </w:t>
+      </w:r>
+      <w:r>
+        <w:t xml:space="preserve">later.</w:t>
       </w:r>
     </w:p>
     <w:p>
@@ -267,7 +279,7 @@
           <w:b/>
           <w:bCs/>
         </w:rPr>
-        <w:t xml:space="preserve">An SBOM of what you will actually run.</w:t>
+        <w:t xml:space="preserve">An SBOM of what the buyer will actually run.</w:t>
       </w:r>
       <w:r>
         <w:t xml:space="preserve"> </w:t>
@@ -279,13 +291,13 @@
         <w:t xml:space="preserve"> </w:t>
       </w:r>
       <w:r>
-        <w:t xml:space="preserve">artifact; for a hosted service it is the runtime production environment. A build-time source</w:t>
-      </w:r>
-      <w:r>
-        <w:t xml:space="preserve"> </w:t>
-      </w:r>
-      <w:r>
-        <w:t xml:space="preserve">manifest answers a different question.</w:t>
+        <w:t xml:space="preserve">artifact; for a hosted service it is the runtime production environment. Generate it from the</w:t>
+      </w:r>
+      <w:r>
+        <w:t xml:space="preserve"> </w:t>
+      </w:r>
+      <w:r>
+        <w:t xml:space="preserve">build. A hand-maintained list is a document about your intentions.</w:t>
       </w:r>
     </w:p>
     <w:p>
@@ -307,25 +319,25 @@
         <w:t xml:space="preserve"> </w:t>
       </w:r>
       <w:r>
-        <w:t xml:space="preserve">the last dynamic test, the last incident response exercise, and who ran</w:t>
-      </w:r>
-      <w:r>
-        <w:t xml:space="preserve"> </w:t>
-      </w:r>
-      <w:r>
-        <w:t xml:space="preserve">the test. Both dates are trivial to supply if they happened, and neither can be produced</w:t>
-      </w:r>
-      <w:r>
-        <w:t xml:space="preserve"> </w:t>
-      </w:r>
-      <w:r>
-        <w:t xml:space="preserve">retrospectively. The name decides whether you are holding an independent look or the output of</w:t>
-      </w:r>
-      <w:r>
-        <w:t xml:space="preserve"> </w:t>
-      </w:r>
-      <w:r>
-        <w:t xml:space="preserve">the vendor's own tooling.</w:t>
+        <w:t xml:space="preserve">your last dynamic test, your last incident response exercise, and who</w:t>
+      </w:r>
+      <w:r>
+        <w:t xml:space="preserve"> </w:t>
+      </w:r>
+      <w:r>
+        <w:t xml:space="preserve">ran the test. Both dates are trivial to supply if they happened, and neither can be produced</w:t>
+      </w:r>
+      <w:r>
+        <w:t xml:space="preserve"> </w:t>
+      </w:r>
+      <w:r>
+        <w:t xml:space="preserve">retrospectively -- which is exactly why they are asked for. The name decides whether you are</w:t>
+      </w:r>
+      <w:r>
+        <w:t xml:space="preserve"> </w:t>
+      </w:r>
+      <w:r>
+        <w:t xml:space="preserve">offering an independent look or the output of your own tooling.</w:t>
       </w:r>
     </w:p>
     <w:p>
@@ -333,7 +345,13 @@
         <w:pStyle w:val="FirstParagraph"/>
       </w:pPr>
       <w:r>
-        <w:t xml:space="preserve">Each of the three is a document, a date or a name. None can be answered with an adjective.</w:t>
+        <w:t xml:space="preserve">Each of the three is a document, a date or a name. None can be answered with an adjective, and a</w:t>
+      </w:r>
+      <w:r>
+        <w:t xml:space="preserve"> </w:t>
+      </w:r>
+      <w:r>
+        <w:t xml:space="preserve">buyer who accepts an adjective is not the buyer whose approval is worth having.</w:t>
       </w:r>
     </w:p>
     <w:p>
@@ -358,7 +376,7 @@
         <w:pStyle w:val="FirstParagraph"/>
       </w:pPr>
       <w:r>
-        <w:t xml:space="preserve">None of this is a reason to dismiss the organization-layer instruments. What they establish -- that</w:t>
+        <w:t xml:space="preserve">None of this is a reason to skip the organization-layer instruments. What they establish -- that</w:t>
       </w:r>
       <w:r>
         <w:t xml:space="preserve"> </w:t>
@@ -376,13 +394,13 @@
         <w:t xml:space="preserve"> </w:t>
       </w:r>
       <w:r>
-        <w:t xml:space="preserve">entirely. The failure is narrower than that: reading a program attestation as an answer to "is this</w:t>
-      </w:r>
-      <w:r>
-        <w:t xml:space="preserve"> </w:t>
-      </w:r>
-      <w:r>
-        <w:t xml:space="preserve">product secure", when no part of it asked that question.</w:t>
+        <w:t xml:space="preserve">entirely in a buyer's eyes. The failure is narrower than that: letting a program attestation stand as</w:t>
+      </w:r>
+      <w:r>
+        <w:t xml:space="preserve"> </w:t>
+      </w:r>
+      <w:r>
+        <w:t xml:space="preserve">an answer to "is this product secure", when no part of it asked that question.</w:t>
       </w:r>
     </w:p>
     <w:p>
@@ -396,7 +414,7 @@
         <w:t xml:space="preserve"> </w:t>
       </w:r>
       <w:r>
-        <w:t xml:space="preserve">the producer's side of the same cut, see</w:t>
+        <w:t xml:space="preserve">the same cut stated as a rule you can hold your own process to, see</w:t>
       </w:r>
       <w:r>
         <w:t xml:space="preserve"> </w:t>
@@ -421,13 +439,13 @@
       </w:r>
     </w:p>
     <w:bookmarkEnd w:id="14"/>
-    <w:bookmarkStart w:id="15" w:name="Xe00b8717199ecc89f5e45a0b6bc81dc144fdf81"/>
+    <w:bookmarkStart w:id="15" w:name="Xd0788155b9cd6a69def89aded25881d2012bf98"/>
     <w:p>
       <w:pPr>
         <w:pStyle w:val="Heading2"/>
       </w:pPr>
       <w:r>
-        <w:t xml:space="preserve">Organization layer: evidence about the company</w:t>
+        <w:t xml:space="preserve">Organization layer: evidence about your company</w:t>
       </w:r>
     </w:p>
     <w:p>
@@ -435,31 +453,31 @@
         <w:pStyle w:val="FirstParagraph"/>
       </w:pPr>
       <w:r>
-        <w:t xml:space="preserve">Procurement already knows how to ask for these, and most are issued by a party other than the vendor</w:t>
-      </w:r>
-      <w:r>
-        <w:t xml:space="preserve"> </w:t>
-      </w:r>
-      <w:r>
-        <w:t xml:space="preserve">-- which is where their weight comes from, and none of that weight is about the product. One caveat</w:t>
-      </w:r>
-      <w:r>
-        <w:t xml:space="preserve"> </w:t>
-      </w:r>
-      <w:r>
-        <w:t xml:space="preserve">governs the whole group: an examination or a certification has a boundary, and software you install</w:t>
-      </w:r>
-      <w:r>
-        <w:t xml:space="preserve"> </w:t>
-      </w:r>
-      <w:r>
-        <w:t xml:space="preserve">and run yourself frequently falls outside it. The boundary appears in the scope statement and</w:t>
-      </w:r>
-      <w:r>
-        <w:t xml:space="preserve"> </w:t>
-      </w:r>
-      <w:r>
-        <w:t xml:space="preserve">nowhere else.</w:t>
+        <w:t xml:space="preserve">Procurement already knows how to ask for these, and most are issued by a party other than you --</w:t>
+      </w:r>
+      <w:r>
+        <w:t xml:space="preserve"> </w:t>
+      </w:r>
+      <w:r>
+        <w:t xml:space="preserve">which is where their weight comes from, and none of that weight is about your product. One caveat</w:t>
+      </w:r>
+      <w:r>
+        <w:t xml:space="preserve"> </w:t>
+      </w:r>
+      <w:r>
+        <w:t xml:space="preserve">governs the whole group: an examination or a certification has a boundary, and software you</w:t>
+      </w:r>
+      <w:r>
+        <w:t xml:space="preserve"> </w:t>
+      </w:r>
+      <w:r>
+        <w:t xml:space="preserve">distribute frequently falls outside it. The boundary appears in the scope statement and nowhere else,</w:t>
+      </w:r>
+      <w:r>
+        <w:t xml:space="preserve"> </w:t>
+      </w:r>
+      <w:r>
+        <w:t xml:space="preserve">so the scope statement is the part to have ready.</w:t>
       </w:r>
     </w:p>
     <w:tbl>
@@ -496,29 +514,29 @@
               <w:pStyle w:val="Compact"/>
             </w:pPr>
             <w:r>
-              <w:t xml:space="preserve">What it proves</w:t>
-            </w:r>
-          </w:p>
-        </w:tc>
-        <w:tc>
-          <w:tcPr/>
-          <w:p>
-            <w:pPr>
-              <w:pStyle w:val="Compact"/>
-            </w:pPr>
-            <w:r>
-              <w:t xml:space="preserve">What it does not prove</w:t>
-            </w:r>
-          </w:p>
-        </w:tc>
-        <w:tc>
-          <w:tcPr/>
-          <w:p>
-            <w:pPr>
-              <w:pStyle w:val="Compact"/>
-            </w:pPr>
-            <w:r>
-              <w:t xml:space="preserve">What to ask</w:t>
+              <w:t xml:space="preserve">What it proves for you</w:t>
+            </w:r>
+          </w:p>
+        </w:tc>
+        <w:tc>
+          <w:tcPr/>
+          <w:p>
+            <w:pPr>
+              <w:pStyle w:val="Compact"/>
+            </w:pPr>
+            <w:r>
+              <w:t xml:space="preserve">What it will not carry</w:t>
+            </w:r>
+          </w:p>
+        </w:tc>
+        <w:tc>
+          <w:tcPr/>
+          <w:p>
+            <w:pPr>
+              <w:pStyle w:val="Compact"/>
+            </w:pPr>
+            <w:r>
+              <w:t xml:space="preserve">What you must be able to say</w:t>
             </w:r>
           </w:p>
         </w:tc>
@@ -552,29 +570,29 @@
               <w:pStyle w:val="Compact"/>
             </w:pPr>
             <w:r>
-              <w:t xml:space="preserve">A licensed firm's opinion that controls were suitably designed as of one date</w:t>
-            </w:r>
-          </w:p>
-        </w:tc>
-        <w:tc>
-          <w:tcPr/>
-          <w:p>
-            <w:pPr>
-              <w:pStyle w:val="Compact"/>
-            </w:pPr>
-            <w:r>
-              <w:t xml:space="preserve">That any control ever operated. It observed a design, not a period of behavior, and it looked at the organization rather than the code</w:t>
-            </w:r>
-          </w:p>
-        </w:tc>
-        <w:tc>
-          <w:tcPr/>
-          <w:p>
-            <w:pPr>
-              <w:pStyle w:val="Compact"/>
-            </w:pPr>
-            <w:r>
-              <w:t xml:space="preserve">Why Type I rather than Type II, and when does the first Type II period end?</w:t>
+              <w:t xml:space="preserve">A licensed firm's opinion that your controls were suitably designed as of one date</w:t>
+            </w:r>
+          </w:p>
+        </w:tc>
+        <w:tc>
+          <w:tcPr/>
+          <w:p>
+            <w:pPr>
+              <w:pStyle w:val="Compact"/>
+            </w:pPr>
+            <w:r>
+              <w:t xml:space="preserve">That any control ever operated. It observed a design, not a period of behavior, and it looked at your organization rather than your code</w:t>
+            </w:r>
+          </w:p>
+        </w:tc>
+        <w:tc>
+          <w:tcPr/>
+          <w:p>
+            <w:pPr>
+              <w:pStyle w:val="Compact"/>
+            </w:pPr>
+            <w:r>
+              <w:t xml:space="preserve">Why Type I rather than Type II, and the date the first Type II period ends</w:t>
             </w:r>
           </w:p>
         </w:tc>
@@ -608,29 +626,29 @@
               <w:pStyle w:val="Compact"/>
             </w:pPr>
             <w:r>
-              <w:t xml:space="preserve">A licensed firm's opinion on operating effectiveness across a period, typically six to twelve months, against the Trust Services Criteria the vendor elected</w:t>
-            </w:r>
-          </w:p>
-        </w:tc>
-        <w:tc>
-          <w:tcPr/>
-          <w:p>
-            <w:pPr>
-              <w:pStyle w:val="Compact"/>
-            </w:pPr>
-            <w:r>
-              <w:t xml:space="preserve">That distributed software was examined; it commonly sits outside the scope boundary. The report is an attestation, not a certificate -- there is no pass mark</w:t>
-            </w:r>
-          </w:p>
-        </w:tc>
-        <w:tc>
-          <w:tcPr/>
-          <w:p>
-            <w:pPr>
-              <w:pStyle w:val="Compact"/>
-            </w:pPr>
-            <w:r>
-              <w:t xml:space="preserve">What did the scope cover, and what exceptions did the firm list?</w:t>
+              <w:t xml:space="preserve">A licensed firm's opinion on operating effectiveness across a period, typically six to twelve months, against the Trust Services Criteria you elected</w:t>
+            </w:r>
+          </w:p>
+        </w:tc>
+        <w:tc>
+          <w:tcPr/>
+          <w:p>
+            <w:pPr>
+              <w:pStyle w:val="Compact"/>
+            </w:pPr>
+            <w:r>
+              <w:t xml:space="preserve">That your distributed software was examined; it commonly sits outside the scope boundary. The report is an attestation, not a certificate -- there is no pass mark to claim</w:t>
+            </w:r>
+          </w:p>
+        </w:tc>
+        <w:tc>
+          <w:tcPr/>
+          <w:p>
+            <w:pPr>
+              <w:pStyle w:val="Compact"/>
+            </w:pPr>
+            <w:r>
+              <w:t xml:space="preserve">What the scope covered, and every exception the firm listed, offered rather than waited for</w:t>
             </w:r>
           </w:p>
         </w:tc>
@@ -664,29 +682,29 @@
               <w:pStyle w:val="Compact"/>
             </w:pPr>
             <w:r>
-              <w:t xml:space="preserve">That an accredited certification body certified an information security management system for a stated scope</w:t>
-            </w:r>
-          </w:p>
-        </w:tc>
-        <w:tc>
-          <w:tcPr/>
-          <w:p>
-            <w:pPr>
-              <w:pStyle w:val="Compact"/>
-            </w:pPr>
-            <w:r>
-              <w:t xml:space="preserve">That a product was certified. It is not "the international SOC 2" -- that instrument is an opinion plus exceptions, this one a certificate plus a scope statement</w:t>
-            </w:r>
-          </w:p>
-        </w:tc>
-        <w:tc>
-          <w:tcPr/>
-          <w:p>
-            <w:pPr>
-              <w:pStyle w:val="Compact"/>
-            </w:pPr>
-            <w:r>
-              <w:t xml:space="preserve">What scope is printed on the certificate, and who accredited the body that issued it?</w:t>
+              <w:t xml:space="preserve">That an accredited certification body certified your information security management system for a stated scope</w:t>
+            </w:r>
+          </w:p>
+        </w:tc>
+        <w:tc>
+          <w:tcPr/>
+          <w:p>
+            <w:pPr>
+              <w:pStyle w:val="Compact"/>
+            </w:pPr>
+            <w:r>
+              <w:t xml:space="preserve">That your product was certified. It is not "the international SOC 2" -- that instrument is an opinion plus exceptions, this one a certificate plus a scope statement</w:t>
+            </w:r>
+          </w:p>
+        </w:tc>
+        <w:tc>
+          <w:tcPr/>
+          <w:p>
+            <w:pPr>
+              <w:pStyle w:val="Compact"/>
+            </w:pPr>
+            <w:r>
+              <w:t xml:space="preserve">The scope printed on the certificate, and who accredited the body that issued it</w:t>
             </w:r>
           </w:p>
         </w:tc>
@@ -731,18 +749,18 @@
               <w:pStyle w:val="Compact"/>
             </w:pPr>
             <w:r>
-              <w:t xml:space="preserve">That distributable software was assessed. What is assessed is an organization's controls and environment, which can include the environment operating the software</w:t>
-            </w:r>
-          </w:p>
-        </w:tc>
-        <w:tc>
-          <w:tcPr/>
-          <w:p>
-            <w:pPr>
-              <w:pStyle w:val="Compact"/>
-            </w:pPr>
-            <w:r>
-              <w:t xml:space="preserve">Which tier was assessed, and what did the assessment take in?</w:t>
+              <w:t xml:space="preserve">That your distributable software was assessed. What is assessed is your controls and environment, which can include the environment operating the software</w:t>
+            </w:r>
+          </w:p>
+        </w:tc>
+        <w:tc>
+          <w:tcPr/>
+          <w:p>
+            <w:pPr>
+              <w:pStyle w:val="Compact"/>
+            </w:pPr>
+            <w:r>
+              <w:t xml:space="preserve">Which tier you hold and what the assessment took in, without leaning on the tier name alone</w:t>
             </w:r>
           </w:p>
         </w:tc>
@@ -787,18 +805,18 @@
               <w:pStyle w:val="Compact"/>
             </w:pPr>
             <w:r>
-              <w:t xml:space="preserve">Anything about software you install and run yourself. Nor that a third party did the assessing: a PCI DSS self-assessment questionnaire is completed and signed by the vendor</w:t>
-            </w:r>
-          </w:p>
-        </w:tc>
-        <w:tc>
-          <w:tcPr/>
-          <w:p>
-            <w:pPr>
-              <w:pStyle w:val="Compact"/>
-            </w:pPr>
-            <w:r>
-              <w:t xml:space="preserve">Which offering was in scope, was it independently assessed or self-assessed, and is the offering you are buying the one that was named?</w:t>
+              <w:t xml:space="preserve">Anything about software a customer installs and runs themselves. Nor that a third party did the assessing: a PCI DSS self-assessment questionnaire is completed and signed by you</w:t>
+            </w:r>
+          </w:p>
+        </w:tc>
+        <w:tc>
+          <w:tcPr/>
+          <w:p>
+            <w:pPr>
+              <w:pStyle w:val="Compact"/>
+            </w:pPr>
+            <w:r>
+              <w:t xml:space="preserve">Which offering was in scope, whether it was independently assessed or self-assessed, and whether it is the offering being bought</w:t>
             </w:r>
           </w:p>
         </w:tc>
@@ -809,7 +827,7 @@
         <w:pStyle w:val="BodyText"/>
       </w:pPr>
       <w:r>
-        <w:t xml:space="preserve">Three things that trip people up here:</w:t>
+        <w:t xml:space="preserve">Three things that will be used against you if you leave them for the buyer to find:</w:t>
       </w:r>
     </w:p>
     <w:p>
@@ -825,7 +843,7 @@
           <w:b/>
           <w:bCs/>
         </w:rPr>
-        <w:t xml:space="preserve">An examination period that produced no exception at all is worth a question of its own.</w:t>
+        <w:t xml:space="preserve">An examination period that produced no exception at all invites a question of its own.</w:t>
       </w:r>
       <w:r>
         <w:t xml:space="preserve"> </w:t>
@@ -837,7 +855,13 @@
         <w:t xml:space="preserve"> </w:t>
       </w:r>
       <w:r>
-        <w:t xml:space="preserve">scope passage and the exceptions passage are the report; the rest is structure.</w:t>
+        <w:t xml:space="preserve">scope passage and the exceptions passage are the report; the rest is structure. Be ready to explain</w:t>
+      </w:r>
+      <w:r>
+        <w:t xml:space="preserve"> </w:t>
+      </w:r>
+      <w:r>
+        <w:t xml:space="preserve">a clean run.</w:t>
       </w:r>
     </w:p>
     <w:p>
@@ -865,13 +889,13 @@
         <w:t xml:space="preserve"> </w:t>
       </w:r>
       <w:r>
-        <w:t xml:space="preserve">a reader takes it to be. The standards publisher itself issues nothing -- the accredited body</w:t>
-      </w:r>
-      <w:r>
-        <w:t xml:space="preserve"> </w:t>
-      </w:r>
-      <w:r>
-        <w:t xml:space="preserve">does.</w:t>
+        <w:t xml:space="preserve">a reader takes it to be. Do not let the reader take it wider. The standards publisher itself issues</w:t>
+      </w:r>
+      <w:r>
+        <w:t xml:space="preserve"> </w:t>
+      </w:r>
+      <w:r>
+        <w:t xml:space="preserve">nothing -- the accredited body does.</w:t>
       </w:r>
     </w:p>
     <w:p>
@@ -899,19 +923,19 @@
         <w:t xml:space="preserve"> </w:t>
       </w:r>
       <w:r>
-        <w:t xml:space="preserve">risk-based, so a tier name on its own does not say how much was looked at. Ask for tier and scope,</w:t>
-      </w:r>
-      <w:r>
-        <w:t xml:space="preserve"> </w:t>
-      </w:r>
-      <w:r>
-        <w:t xml:space="preserve">never control text: the framework's text is licensed. And the body that writes a program standard</w:t>
-      </w:r>
-      <w:r>
-        <w:t xml:space="preserve"> </w:t>
-      </w:r>
-      <w:r>
-        <w:t xml:space="preserve">is often not the body that sets your validation requirement.</w:t>
+        <w:t xml:space="preserve">risk-based, so quoting a tier name on its own says less than it sounds like. Offer tier and scope,</w:t>
+      </w:r>
+      <w:r>
+        <w:t xml:space="preserve"> </w:t>
+      </w:r>
+      <w:r>
+        <w:t xml:space="preserve">and never circulate control text: the framework's text is licensed. The body that writes a program</w:t>
+      </w:r>
+      <w:r>
+        <w:t xml:space="preserve"> </w:t>
+      </w:r>
+      <w:r>
+        <w:t xml:space="preserve">standard is often not the body that sets your customer's validation requirement.</w:t>
       </w:r>
     </w:p>
     <w:p>
@@ -922,13 +946,13 @@
       </w:r>
     </w:p>
     <w:bookmarkEnd w:id="15"/>
-    <w:bookmarkStart w:id="18" w:name="X4d8870e3efb0a55c27ab68f184d5d94a4b36305"/>
+    <w:bookmarkStart w:id="18" w:name="Xfd36b0890dc45bbde1e15e48c08f9e5ad94ea58"/>
     <w:p>
       <w:pPr>
         <w:pStyle w:val="Heading2"/>
       </w:pPr>
       <w:r>
-        <w:t xml:space="preserve">Software layer: evidence about the thing you are buying</w:t>
+        <w:t xml:space="preserve">Software layer: evidence about the thing you are selling</w:t>
       </w:r>
     </w:p>
     <w:p>
@@ -936,43 +960,49 @@
         <w:pStyle w:val="FirstParagraph"/>
       </w:pPr>
       <w:r>
-        <w:t xml:space="preserve">Nothing in the group above examined the code or the build. These four are about the code and the</w:t>
-      </w:r>
-      <w:r>
-        <w:t xml:space="preserve"> </w:t>
-      </w:r>
-      <w:r>
-        <w:t xml:space="preserve">build, and the question is always how each one was produced. Three of them the vendor writes about</w:t>
-      </w:r>
-      <w:r>
-        <w:t xml:space="preserve"> </w:t>
-      </w:r>
-      <w:r>
-        <w:t xml:space="preserve">its own system, so their weight comes from the discipline behind them rather than from who issued</w:t>
-      </w:r>
-      <w:r>
-        <w:t xml:space="preserve"> </w:t>
-      </w:r>
-      <w:r>
-        <w:t xml:space="preserve">them. Testing evidence is the exception and the strongest item in the group, but only in one form:</w:t>
-      </w:r>
-      <w:r>
-        <w:t xml:space="preserve"> </w:t>
-      </w:r>
-      <w:r>
-        <w:t xml:space="preserve">an external assessment or a penetration test, which is the one software-layer artifact a third party</w:t>
-      </w:r>
-      <w:r>
-        <w:t xml:space="preserve"> </w:t>
-      </w:r>
-      <w:r>
-        <w:t xml:space="preserve">issues. Ask for it by those names, because a vendor asked for "testing evidence" will usually hand</w:t>
-      </w:r>
-      <w:r>
-        <w:t xml:space="preserve"> </w:t>
-      </w:r>
-      <w:r>
-        <w:t xml:space="preserve">over the output of its own tooling.</w:t>
+        <w:t xml:space="preserve">Nothing in the group above examined your code or your build. These four are about the code and the</w:t>
+      </w:r>
+      <w:r>
+        <w:t xml:space="preserve"> </w:t>
+      </w:r>
+      <w:r>
+        <w:t xml:space="preserve">build, and for each one the buyer's real question is how it was produced. Three of them you write</w:t>
+      </w:r>
+      <w:r>
+        <w:t xml:space="preserve"> </w:t>
+      </w:r>
+      <w:r>
+        <w:t xml:space="preserve">about your own system, so their weight comes from the discipline behind them rather than from who</w:t>
+      </w:r>
+      <w:r>
+        <w:t xml:space="preserve"> </w:t>
+      </w:r>
+      <w:r>
+        <w:t xml:space="preserve">issued them -- which means the discipline is the thing to be able to describe. Testing evidence is</w:t>
+      </w:r>
+      <w:r>
+        <w:t xml:space="preserve"> </w:t>
+      </w:r>
+      <w:r>
+        <w:t xml:space="preserve">the exception and the strongest item in the group, but only in one form: an external assessment or a</w:t>
+      </w:r>
+      <w:r>
+        <w:t xml:space="preserve"> </w:t>
+      </w:r>
+      <w:r>
+        <w:t xml:space="preserve">penetration test, the one software-layer artifact a third party issues. Expect to be asked for it by</w:t>
+      </w:r>
+      <w:r>
+        <w:t xml:space="preserve"> </w:t>
+      </w:r>
+      <w:r>
+        <w:t xml:space="preserve">those names, and expect the request to be a test of whether you offer your own tooling's output</w:t>
+      </w:r>
+      <w:r>
+        <w:t xml:space="preserve"> </w:t>
+      </w:r>
+      <w:r>
+        <w:t xml:space="preserve">instead.</w:t>
       </w:r>
     </w:p>
     <w:tbl>
@@ -1009,29 +1039,29 @@
               <w:pStyle w:val="Compact"/>
             </w:pPr>
             <w:r>
-              <w:t xml:space="preserve">What it proves</w:t>
-            </w:r>
-          </w:p>
-        </w:tc>
-        <w:tc>
-          <w:tcPr/>
-          <w:p>
-            <w:pPr>
-              <w:pStyle w:val="Compact"/>
-            </w:pPr>
-            <w:r>
-              <w:t xml:space="preserve">What it does not prove</w:t>
-            </w:r>
-          </w:p>
-        </w:tc>
-        <w:tc>
-          <w:tcPr/>
-          <w:p>
-            <w:pPr>
-              <w:pStyle w:val="Compact"/>
-            </w:pPr>
-            <w:r>
-              <w:t xml:space="preserve">What to ask</w:t>
+              <w:t xml:space="preserve">What it proves for you</w:t>
+            </w:r>
+          </w:p>
+        </w:tc>
+        <w:tc>
+          <w:tcPr/>
+          <w:p>
+            <w:pPr>
+              <w:pStyle w:val="Compact"/>
+            </w:pPr>
+            <w:r>
+              <w:t xml:space="preserve">What it will not carry</w:t>
+            </w:r>
+          </w:p>
+        </w:tc>
+        <w:tc>
+          <w:tcPr/>
+          <w:p>
+            <w:pPr>
+              <w:pStyle w:val="Compact"/>
+            </w:pPr>
+            <w:r>
+              <w:t xml:space="preserve">What you must be able to say</w:t>
             </w:r>
           </w:p>
         </w:tc>
@@ -1070,18 +1100,18 @@
               <w:pStyle w:val="Compact"/>
             </w:pPr>
             <w:r>
-              <w:t xml:space="preserve">Whether any of it is exploitable in the configuration you will run. A conforming SBOM can still be inaccurate</w:t>
-            </w:r>
-          </w:p>
-        </w:tc>
-        <w:tc>
-          <w:tcPr/>
-          <w:p>
-            <w:pPr>
-              <w:pStyle w:val="Compact"/>
-            </w:pPr>
-            <w:r>
-              <w:t xml:space="preserve">Is it generated by the build for the exact released artifact, or hand-maintained?</w:t>
+              <w:t xml:space="preserve">Whether any of it is exploitable in the configuration the buyer will run. A conforming SBOM can still be inaccurate</w:t>
+            </w:r>
+          </w:p>
+        </w:tc>
+        <w:tc>
+          <w:tcPr/>
+          <w:p>
+            <w:pPr>
+              <w:pStyle w:val="Compact"/>
+            </w:pPr>
+            <w:r>
+              <w:t xml:space="preserve">That it is generated by the build for the exact released artifact, rather than hand-maintained</w:t>
             </w:r>
           </w:p>
         </w:tc>
@@ -1131,7 +1161,7 @@
               <w:pStyle w:val="Compact"/>
             </w:pPr>
             <w:r>
-              <w:t xml:space="preserve">Which boundaries are marked, and which control sits on each one?</w:t>
+              <w:t xml:space="preserve">Which boundaries are marked, and which control sits on each one</w:t>
             </w:r>
           </w:p>
         </w:tc>
@@ -1159,7 +1189,7 @@
               <w:pStyle w:val="Compact"/>
             </w:pPr>
             <w:r>
-              <w:t xml:space="preserve">Which algorithms and modes are used, and where data is encrypted in transit and at rest</w:t>
+              <w:t xml:space="preserve">Which algorithms and modes you use, and where data is encrypted in transit and at rest</w:t>
             </w:r>
           </w:p>
         </w:tc>
@@ -1181,7 +1211,7 @@
               <w:pStyle w:val="Compact"/>
             </w:pPr>
             <w:r>
-              <w:t xml:space="preserve">Who holds the keys, where do they live, and what happens on rotation and on revocation?</w:t>
+              <w:t xml:space="preserve">Who holds the keys, where they live, and what happens on rotation and on revocation</w:t>
             </w:r>
           </w:p>
         </w:tc>
@@ -1231,7 +1261,7 @@
               <w:pStyle w:val="Compact"/>
             </w:pPr>
             <w:r>
-              <w:t xml:space="preserve">Who ran it, and were they independent of the team that wrote the code?</w:t>
+              <w:t xml:space="preserve">Who ran it, and whether they were independent of the team that wrote the code</w:t>
             </w:r>
           </w:p>
         </w:tc>
@@ -1242,7 +1272,7 @@
         <w:pStyle w:val="BodyText"/>
       </w:pPr>
       <w:r>
-        <w:t xml:space="preserve">Two follow-ups worth the time:</w:t>
+        <w:t xml:space="preserve">Two follow-ups you will be asked, so answer them unprompted:</w:t>
       </w:r>
     </w:p>
     <w:p>
@@ -1312,7 +1342,7 @@
         <w:pStyle w:val="FirstParagraph"/>
       </w:pPr>
       <w:r>
-        <w:t xml:space="preserve">Producer side for three of these rows:</w:t>
+        <w:t xml:space="preserve">Three of these rows are outputs of a process rather than documents to write at diligence time.</w:t>
       </w:r>
       <w:r>
         <w:t xml:space="preserve"> </w:t>
@@ -1329,13 +1359,13 @@
         <w:t xml:space="preserve"> </w:t>
       </w:r>
       <w:r>
-        <w:t xml:space="preserve">carries the data</w:t>
-      </w:r>
-      <w:r>
-        <w:t xml:space="preserve"> </w:t>
-      </w:r>
-      <w:r>
-        <w:t xml:space="preserve">flow diagram and the testing regime;</w:t>
+        <w:t xml:space="preserve">is where the data flow diagram and the testing regime</w:t>
+      </w:r>
+      <w:r>
+        <w:t xml:space="preserve"> </w:t>
+      </w:r>
+      <w:r>
+        <w:t xml:space="preserve">come from;</w:t>
       </w:r>
       <w:r>
         <w:t xml:space="preserve"> </w:t>
@@ -1352,13 +1382,19 @@
         <w:t xml:space="preserve"> </w:t>
       </w:r>
       <w:r>
-        <w:t xml:space="preserve">carries the</w:t>
-      </w:r>
-      <w:r>
-        <w:t xml:space="preserve"> </w:t>
-      </w:r>
-      <w:r>
-        <w:t xml:space="preserve">SBOM, with the dated citation behind the runtime-versus-build distinction.</w:t>
+        <w:t xml:space="preserve">is where the SBOM comes from, with the</w:t>
+      </w:r>
+      <w:r>
+        <w:t xml:space="preserve"> </w:t>
+      </w:r>
+      <w:r>
+        <w:t xml:space="preserve">dated citation behind the runtime-versus-build distinction. Build them there and diligence becomes a</w:t>
+      </w:r>
+      <w:r>
+        <w:t xml:space="preserve"> </w:t>
+      </w:r>
+      <w:r>
+        <w:t xml:space="preserve">retrieval task.</w:t>
       </w:r>
     </w:p>
     <w:p>
@@ -1383,19 +1419,25 @@
         <w:pStyle w:val="FirstParagraph"/>
       </w:pPr>
       <w:r>
-        <w:t xml:space="preserve">These allocate liability; they do not establish security. A complete set of them tells you what</w:t>
-      </w:r>
-      <w:r>
-        <w:t xml:space="preserve"> </w:t>
-      </w:r>
-      <w:r>
-        <w:t xml:space="preserve">happens after a failure and nothing about its likelihood. Read them for their clock definitions and</w:t>
-      </w:r>
-      <w:r>
-        <w:t xml:space="preserve"> </w:t>
-      </w:r>
-      <w:r>
-        <w:t xml:space="preserve">notification paths, which is where they are weakest and always checkable.</w:t>
+        <w:t xml:space="preserve">These allocate liability; they do not establish security, and offering them as though they do is the</w:t>
+      </w:r>
+      <w:r>
+        <w:t xml:space="preserve"> </w:t>
+      </w:r>
+      <w:r>
+        <w:t xml:space="preserve">same overclaim in a third costume. A complete set tells a buyer what happens after a failure and</w:t>
+      </w:r>
+      <w:r>
+        <w:t xml:space="preserve"> </w:t>
+      </w:r>
+      <w:r>
+        <w:t xml:space="preserve">nothing about its likelihood. They are read for their clock definitions and notification paths, which</w:t>
+      </w:r>
+      <w:r>
+        <w:t xml:space="preserve"> </w:t>
+      </w:r>
+      <w:r>
+        <w:t xml:space="preserve">is where they are weakest and always checkable.</w:t>
       </w:r>
     </w:p>
     <w:tbl>
@@ -1432,29 +1474,29 @@
               <w:pStyle w:val="Compact"/>
             </w:pPr>
             <w:r>
-              <w:t xml:space="preserve">What it proves</w:t>
-            </w:r>
-          </w:p>
-        </w:tc>
-        <w:tc>
-          <w:tcPr/>
-          <w:p>
-            <w:pPr>
-              <w:pStyle w:val="Compact"/>
-            </w:pPr>
-            <w:r>
-              <w:t xml:space="preserve">What it does not prove</w:t>
-            </w:r>
-          </w:p>
-        </w:tc>
-        <w:tc>
-          <w:tcPr/>
-          <w:p>
-            <w:pPr>
-              <w:pStyle w:val="Compact"/>
-            </w:pPr>
-            <w:r>
-              <w:t xml:space="preserve">What to ask</w:t>
+              <w:t xml:space="preserve">What it proves for you</w:t>
+            </w:r>
+          </w:p>
+        </w:tc>
+        <w:tc>
+          <w:tcPr/>
+          <w:p>
+            <w:pPr>
+              <w:pStyle w:val="Compact"/>
+            </w:pPr>
+            <w:r>
+              <w:t xml:space="preserve">What it will not carry</w:t>
+            </w:r>
+          </w:p>
+        </w:tc>
+        <w:tc>
+          <w:tcPr/>
+          <w:p>
+            <w:pPr>
+              <w:pStyle w:val="Compact"/>
+            </w:pPr>
+            <w:r>
+              <w:t xml:space="preserve">What you must be able to say</w:t>
             </w:r>
           </w:p>
         </w:tc>
@@ -1482,7 +1524,7 @@
               <w:pStyle w:val="Compact"/>
             </w:pPr>
             <w:r>
-              <w:t xml:space="preserve">An agreed maximum elapsed time, and a contractual remedy if it is missed</w:t>
+              <w:t xml:space="preserve">An agreed maximum elapsed time, and a contractual remedy if you miss it</w:t>
             </w:r>
           </w:p>
         </w:tc>
@@ -1504,7 +1546,7 @@
               <w:pStyle w:val="Compact"/>
             </w:pPr>
             <w:r>
-              <w:t xml:space="preserve">When does the clock start, when does it stop, and how does a reporter reach a human outside business hours?</w:t>
+              <w:t xml:space="preserve">When the clock starts, when it stops, and how a reporter reaches a human outside business hours</w:t>
             </w:r>
           </w:p>
         </w:tc>
@@ -1554,7 +1596,7 @@
               <w:pStyle w:val="Compact"/>
             </w:pPr>
             <w:r>
-              <w:t xml:space="preserve">The date of the last exercise, and what changed as a result</w:t>
+              <w:t xml:space="preserve">The date of your last exercise, and what changed as a result</w:t>
             </w:r>
           </w:p>
         </w:tc>
@@ -1610,7 +1652,7 @@
               <w:pStyle w:val="Compact"/>
             </w:pPr>
             <w:r>
-              <w:t xml:space="preserve">The current subprocessor list, how you are told when it changes, and where the breach-notification clock starts</w:t>
+              <w:t xml:space="preserve">Your current subprocessor list, how customers are told when it changes, and where the breach-notification clock starts</w:t>
             </w:r>
           </w:p>
         </w:tc>
@@ -1621,7 +1663,7 @@
         <w:pStyle w:val="BodyText"/>
       </w:pPr>
       <w:r>
-        <w:t xml:space="preserve">Two failure points, both common:</w:t>
+        <w:t xml:space="preserve">Two places these fail, both common and both yours to fix before anyone reads them:</w:t>
       </w:r>
     </w:p>
     <w:p>
@@ -1643,19 +1685,25 @@
         <w:t xml:space="preserve"> </w:t>
       </w:r>
       <w:r>
-        <w:t xml:space="preserve">A commitment whose clock starts</w:t>
-      </w:r>
-      <w:r>
-        <w:t xml:space="preserve"> </w:t>
-      </w:r>
-      <w:r>
-        <w:t xml:space="preserve">when the vendor accepts triage is unbounded, whatever the number on it. And "patch released" is</w:t>
-      </w:r>
-      <w:r>
-        <w:t xml:space="preserve"> </w:t>
-      </w:r>
-      <w:r>
-        <w:t xml:space="preserve">not "patch deployed" -- for software you run yourself, the deployment is your side of the line.</w:t>
+        <w:t xml:space="preserve">A commitment whose clock starts when</w:t>
+      </w:r>
+      <w:r>
+        <w:t xml:space="preserve"> </w:t>
+      </w:r>
+      <w:r>
+        <w:t xml:space="preserve">you accept triage is unbounded, whatever the number on it -- and a buyer who reads carefully will</w:t>
+      </w:r>
+      <w:r>
+        <w:t xml:space="preserve"> </w:t>
+      </w:r>
+      <w:r>
+        <w:t xml:space="preserve">say so. "Patch released" is also not "patch deployed"; for software the customer runs, deployment is</w:t>
+      </w:r>
+      <w:r>
+        <w:t xml:space="preserve"> </w:t>
+      </w:r>
+      <w:r>
+        <w:t xml:space="preserve">their side of the line, and the agreement should say which side it is describing.</w:t>
       </w:r>
     </w:p>
     <w:p>
@@ -1673,17 +1721,17 @@
         </w:rPr>
         <w:t xml:space="preserve">A plan with no exercise date is a document, not a capability.</w:t>
       </w:r>
+      <w:r>
+        <w:t xml:space="preserve"> </w:t>
+      </w:r>
+      <w:r>
+        <w:t xml:space="preserve">Run one and date it.</w:t>
+      </w:r>
     </w:p>
     <w:p>
       <w:pPr>
         <w:pStyle w:val="FirstParagraph"/>
       </w:pPr>
-      <w:r>
-        <w:t xml:space="preserve">Producer side:</w:t>
-      </w:r>
-      <w:r>
-        <w:t xml:space="preserve"> </w:t>
-      </w:r>
       <w:hyperlink r:id="rId16">
         <w:r>
           <w:rPr>
@@ -1696,13 +1744,13 @@
         <w:t xml:space="preserve"> </w:t>
       </w:r>
       <w:r>
-        <w:t xml:space="preserve">carries the disclosure path and the</w:t>
-      </w:r>
-      <w:r>
-        <w:t xml:space="preserve"> </w:t>
-      </w:r>
-      <w:r>
-        <w:t xml:space="preserve">remediation clock.</w:t>
+        <w:t xml:space="preserve">is where the disclosure path and the remediation clock</w:t>
+      </w:r>
+      <w:r>
+        <w:t xml:space="preserve"> </w:t>
+      </w:r>
+      <w:r>
+        <w:t xml:space="preserve">come from.</w:t>
       </w:r>
     </w:p>
     <w:p>
@@ -1741,7 +1789,7 @@
         <w:t xml:space="preserve"> </w:t>
       </w:r>
       <w:r>
-        <w:t xml:space="preserve">Matching nothing here is not clearance, and producing everything here is not approval.</w:t>
+        <w:t xml:space="preserve">Holding everything here is not approval, and being asked for something not listed here is ordinary.</w:t>
       </w:r>
     </w:p>
     <w:p>
@@ -1763,7 +1811,7 @@
         <w:t xml:space="preserve"> </w:t>
       </w:r>
       <w:r>
-        <w:t xml:space="preserve">What you are able to require is decided by a contract clause, not by a web</w:t>
+        <w:t xml:space="preserve">What you are obliged to provide is decided by a contract clause, not by a web</w:t>
       </w:r>
       <w:r>
         <w:t xml:space="preserve"> </w:t>
@@ -1853,13 +1901,19 @@
         <w:t xml:space="preserve"> </w:t>
       </w:r>
       <w:r>
-        <w:t xml:space="preserve">evidence about what you are able to check, which is a more modest thing than either side of a</w:t>
-      </w:r>
-      <w:r>
-        <w:t xml:space="preserve"> </w:t>
-      </w:r>
-      <w:r>
-        <w:t xml:space="preserve">procurement conversation usually wants it to be.</w:t>
+        <w:t xml:space="preserve">evidence about what a buyer is able to check, which is a more modest thing than either side of a</w:t>
+      </w:r>
+      <w:r>
+        <w:t xml:space="preserve"> </w:t>
+      </w:r>
+      <w:r>
+        <w:t xml:space="preserve">procurement conversation usually wants it to be. Claiming more than that is the failure this whole</w:t>
+      </w:r>
+      <w:r>
+        <w:t xml:space="preserve"> </w:t>
+      </w:r>
+      <w:r>
+        <w:t xml:space="preserve">page is about.</w:t>
       </w:r>
     </w:p>
     <w:p>

--- a/docs/standards/word/DILIGENCE-PACKET.docx
+++ b/docs/standards/word/DILIGENCE-PACKET.docx
@@ -46,7 +46,7 @@
           <w:b/>
           <w:bCs/>
         </w:rPr>
-        <w:t xml:space="preserve">Every serious buyer runs the same diligence, and it is a small, predictable set of documents. This</w:t>
+        <w:t xml:space="preserve">Every serious buyer asks for the same small, predictable set of documents. Have them on the shelf</w:t>
       </w:r>
       <w:r>
         <w:rPr>
@@ -60,21 +60,7 @@
           <w:b/>
           <w:bCs/>
         </w:rPr>
-        <w:t xml:space="preserve">is what to have on the shelf before anyone asks -- and, for each one, the claim it will carry and the</w:t>
-      </w:r>
-      <w:r>
-        <w:rPr>
-          <w:b/>
-          <w:bCs/>
-        </w:rPr>
-        <w:t xml:space="preserve"> </w:t>
-      </w:r>
-      <w:r>
-        <w:rPr>
-          <w:b/>
-          <w:bCs/>
-        </w:rPr>
-        <w:t xml:space="preserve">claim it will not.</w:t>
+        <w:t xml:space="preserve">before the first call, and know for each one the claim it carries and the claim it does not.</w:t>
       </w:r>
     </w:p>
     <w:p>
@@ -159,7 +145,7 @@
           <w:b/>
           <w:bCs/>
         </w:rPr>
-        <w:t xml:space="preserve">The commonest mistake a vendor makes in diligence is offering an audit report or a certificate as</w:t>
+        <w:t xml:space="preserve">The commonest vendor mistake in diligence is offering an audit report or a certificate as an</w:t>
       </w:r>
       <w:r>
         <w:rPr>
@@ -173,7 +159,7 @@
           <w:b/>
           <w:bCs/>
         </w:rPr>
-        <w:t xml:space="preserve">an answer about the product.</w:t>
+        <w:t xml:space="preserve">answer about the product.</w:t>
       </w:r>
       <w:r>
         <w:t xml:space="preserve"> </w:t>
@@ -185,25 +171,19 @@
         <w:t xml:space="preserve"> </w:t>
       </w:r>
       <w:r>
-        <w:t xml:space="preserve">access reviews, change management. They never open your code. You can hold a clean report across a</w:t>
-      </w:r>
-      <w:r>
-        <w:t xml:space="preserve"> </w:t>
-      </w:r>
-      <w:r>
-        <w:t xml:space="preserve">full twelve-month period, ship software with an authorization flaw in it, and have said nothing</w:t>
-      </w:r>
-      <w:r>
-        <w:t xml:space="preserve"> </w:t>
-      </w:r>
-      <w:r>
-        <w:t xml:space="preserve">false. Hand that report over as product evidence and you have said something false, which is a</w:t>
-      </w:r>
-      <w:r>
-        <w:t xml:space="preserve"> </w:t>
-      </w:r>
-      <w:r>
-        <w:t xml:space="preserve">different position entirely and the one that ends deals.</w:t>
+        <w:t xml:space="preserve">access reviews, change management. They never open your code. You can hold a clean twelve-month</w:t>
+      </w:r>
+      <w:r>
+        <w:t xml:space="preserve"> </w:t>
+      </w:r>
+      <w:r>
+        <w:t xml:space="preserve">report, ship software with an authorization flaw in it, and have said nothing false. Offer it as</w:t>
+      </w:r>
+      <w:r>
+        <w:t xml:space="preserve"> </w:t>
+      </w:r>
+      <w:r>
+        <w:t xml:space="preserve">product evidence and you have said something false -- the position that ends deals.</w:t>
       </w:r>
     </w:p>
     <w:p>
@@ -211,13 +191,13 @@
         <w:pStyle w:val="BodyText"/>
       </w:pPr>
       <w:r>
-        <w:t xml:space="preserve">So sort your own evidence by layer -- the company, the software, the contract -- and have three</w:t>
-      </w:r>
-      <w:r>
-        <w:t xml:space="preserve"> </w:t>
-      </w:r>
-      <w:r>
-        <w:t xml:space="preserve">things ready before the first call:</w:t>
+        <w:t xml:space="preserve">So sort your evidence by layer -- the company, the software, the contract -- and have three things</w:t>
+      </w:r>
+      <w:r>
+        <w:t xml:space="preserve"> </w:t>
+      </w:r>
+      <w:r>
+        <w:t xml:space="preserve">ready before the first call:</w:t>
       </w:r>
     </w:p>
     <w:p>
@@ -245,25 +225,19 @@
         <w:t xml:space="preserve"> </w:t>
       </w:r>
       <w:r>
-        <w:t xml:space="preserve">not the cover page. A competent buyer reads the scope first, because it alone decides whether the</w:t>
-      </w:r>
-      <w:r>
-        <w:t xml:space="preserve"> </w:t>
-      </w:r>
-      <w:r>
-        <w:t xml:space="preserve">thing they are buying was inside the examination -- and for software you distribute rather than</w:t>
-      </w:r>
-      <w:r>
-        <w:t xml:space="preserve"> </w:t>
-      </w:r>
-      <w:r>
-        <w:t xml:space="preserve">host, the answer is frequently no. Say so yourself, early. It costs a paragraph now and a deal</w:t>
-      </w:r>
-      <w:r>
-        <w:t xml:space="preserve"> </w:t>
-      </w:r>
-      <w:r>
-        <w:t xml:space="preserve">later.</w:t>
+        <w:t xml:space="preserve">not the cover page. It alone decides whether the thing being bought was inside the examination,</w:t>
+      </w:r>
+      <w:r>
+        <w:t xml:space="preserve"> </w:t>
+      </w:r>
+      <w:r>
+        <w:t xml:space="preserve">and for software you distribute rather than host, the answer is frequently no. Say so yourself: a</w:t>
+      </w:r>
+      <w:r>
+        <w:t xml:space="preserve"> </w:t>
+      </w:r>
+      <w:r>
+        <w:t xml:space="preserve">paragraph now costs less than a deal later.</w:t>
       </w:r>
     </w:p>
     <w:p>
@@ -291,13 +265,13 @@
         <w:t xml:space="preserve"> </w:t>
       </w:r>
       <w:r>
-        <w:t xml:space="preserve">artifact; for a hosted service it is the runtime production environment. Generate it from the</w:t>
-      </w:r>
-      <w:r>
-        <w:t xml:space="preserve"> </w:t>
-      </w:r>
-      <w:r>
-        <w:t xml:space="preserve">build. A hand-maintained list is a document about your intentions.</w:t>
+        <w:t xml:space="preserve">artifact; for a hosted service, the runtime production environment. Generate it from the build --</w:t>
+      </w:r>
+      <w:r>
+        <w:t xml:space="preserve"> </w:t>
+      </w:r>
+      <w:r>
+        <w:t xml:space="preserve">a hand-maintained list is a document about your intentions.</w:t>
       </w:r>
     </w:p>
     <w:p>
@@ -325,19 +299,19 @@
         <w:t xml:space="preserve"> </w:t>
       </w:r>
       <w:r>
-        <w:t xml:space="preserve">ran the test. Both dates are trivial to supply if they happened, and neither can be produced</w:t>
-      </w:r>
-      <w:r>
-        <w:t xml:space="preserve"> </w:t>
-      </w:r>
-      <w:r>
-        <w:t xml:space="preserve">retrospectively -- which is exactly why they are asked for. The name decides whether you are</w:t>
-      </w:r>
-      <w:r>
-        <w:t xml:space="preserve"> </w:t>
-      </w:r>
-      <w:r>
-        <w:t xml:space="preserve">offering an independent look or the output of your own tooling.</w:t>
+        <w:t xml:space="preserve">ran the test. Both dates are trivial to supply if they happened and impossible to produce</w:t>
+      </w:r>
+      <w:r>
+        <w:t xml:space="preserve"> </w:t>
+      </w:r>
+      <w:r>
+        <w:t xml:space="preserve">retrospectively, which is why they are asked for. The name decides whether you are offering an</w:t>
+      </w:r>
+      <w:r>
+        <w:t xml:space="preserve"> </w:t>
+      </w:r>
+      <w:r>
+        <w:t xml:space="preserve">independent look or your own tooling's output.</w:t>
       </w:r>
     </w:p>
     <w:p>
@@ -345,13 +319,13 @@
         <w:pStyle w:val="FirstParagraph"/>
       </w:pPr>
       <w:r>
-        <w:t xml:space="preserve">Each of the three is a document, a date or a name. None can be answered with an adjective, and a</w:t>
-      </w:r>
-      <w:r>
-        <w:t xml:space="preserve"> </w:t>
-      </w:r>
-      <w:r>
-        <w:t xml:space="preserve">buyer who accepts an adjective is not the buyer whose approval is worth having.</w:t>
+        <w:t xml:space="preserve">Each is a document, a date or a name. None can be answered with an adjective, and a buyer who</w:t>
+      </w:r>
+      <w:r>
+        <w:t xml:space="preserve"> </w:t>
+      </w:r>
+      <w:r>
+        <w:t xml:space="preserve">accepts one is not the buyer whose approval is worth having.</w:t>
       </w:r>
     </w:p>
     <w:p>
@@ -376,31 +350,25 @@
         <w:pStyle w:val="FirstParagraph"/>
       </w:pPr>
       <w:r>
-        <w:t xml:space="preserve">None of this is a reason to skip the organization-layer instruments. What they establish -- that</w:t>
-      </w:r>
-      <w:r>
-        <w:t xml:space="preserve"> </w:t>
-      </w:r>
-      <w:r>
-        <w:t xml:space="preserve">somebody outside the company examined how it governs itself, grants access and manages change, and</w:t>
-      </w:r>
-      <w:r>
-        <w:t xml:space="preserve"> </w:t>
-      </w:r>
-      <w:r>
-        <w:t xml:space="preserve">wrote down what they found -- is worth having, and a vendor holding none of them is a different risk</w:t>
-      </w:r>
-      <w:r>
-        <w:t xml:space="preserve"> </w:t>
-      </w:r>
-      <w:r>
-        <w:t xml:space="preserve">entirely in a buyer's eyes. The failure is narrower than that: letting a program attestation stand as</w:t>
-      </w:r>
-      <w:r>
-        <w:t xml:space="preserve"> </w:t>
-      </w:r>
-      <w:r>
-        <w:t xml:space="preserve">an answer to "is this product secure", when no part of it asked that question.</w:t>
+        <w:t xml:space="preserve">None of this is a reason to skip these instruments. That somebody outside the company examined how</w:t>
+      </w:r>
+      <w:r>
+        <w:t xml:space="preserve"> </w:t>
+      </w:r>
+      <w:r>
+        <w:t xml:space="preserve">you govern yourself, grant access and manage change is worth establishing, and a vendor holding none</w:t>
+      </w:r>
+      <w:r>
+        <w:t xml:space="preserve"> </w:t>
+      </w:r>
+      <w:r>
+        <w:t xml:space="preserve">is a different risk entirely. The failure is narrower: letting a program attestation stand as an</w:t>
+      </w:r>
+      <w:r>
+        <w:t xml:space="preserve"> </w:t>
+      </w:r>
+      <w:r>
+        <w:t xml:space="preserve">answer to "is this product secure", when no part of it asked that.</w:t>
       </w:r>
     </w:p>
     <w:p>
@@ -408,13 +376,13 @@
         <w:pStyle w:val="BodyText"/>
       </w:pPr>
       <w:r>
-        <w:t xml:space="preserve">Statuses, versions and dates live on the reference page, each carrying the date it was checked. For</w:t>
-      </w:r>
-      <w:r>
-        <w:t xml:space="preserve"> </w:t>
-      </w:r>
-      <w:r>
-        <w:t xml:space="preserve">the same cut stated as a rule you can hold your own process to, see</w:t>
+        <w:t xml:space="preserve">Statuses, versions and dates live on the reference page, each carrying the date it was checked. The</w:t>
+      </w:r>
+      <w:r>
+        <w:t xml:space="preserve"> </w:t>
+      </w:r>
+      <w:r>
+        <w:t xml:space="preserve">same cut, as a rule you can hold your own process to, is</w:t>
       </w:r>
       <w:r>
         <w:t xml:space="preserve"> </w:t>
@@ -453,31 +421,31 @@
         <w:pStyle w:val="FirstParagraph"/>
       </w:pPr>
       <w:r>
-        <w:t xml:space="preserve">Procurement already knows how to ask for these, and most are issued by a party other than you --</w:t>
-      </w:r>
-      <w:r>
-        <w:t xml:space="preserve"> </w:t>
-      </w:r>
-      <w:r>
-        <w:t xml:space="preserve">which is where their weight comes from, and none of that weight is about your product. One caveat</w:t>
-      </w:r>
-      <w:r>
-        <w:t xml:space="preserve"> </w:t>
-      </w:r>
-      <w:r>
-        <w:t xml:space="preserve">governs the whole group: an examination or a certification has a boundary, and software you</w:t>
-      </w:r>
-      <w:r>
-        <w:t xml:space="preserve"> </w:t>
-      </w:r>
-      <w:r>
-        <w:t xml:space="preserve">distribute frequently falls outside it. The boundary appears in the scope statement and nowhere else,</w:t>
-      </w:r>
-      <w:r>
-        <w:t xml:space="preserve"> </w:t>
-      </w:r>
-      <w:r>
-        <w:t xml:space="preserve">so the scope statement is the part to have ready.</w:t>
+        <w:t xml:space="preserve">Procurement already knows how to ask for these. Most are issued by someone other than you, which is</w:t>
+      </w:r>
+      <w:r>
+        <w:t xml:space="preserve"> </w:t>
+      </w:r>
+      <w:r>
+        <w:t xml:space="preserve">where their weight comes from -- and none of that weight is about your product. One caveat governs</w:t>
+      </w:r>
+      <w:r>
+        <w:t xml:space="preserve"> </w:t>
+      </w:r>
+      <w:r>
+        <w:t xml:space="preserve">the group: an examination or a certification has a boundary, and software you distribute frequently</w:t>
+      </w:r>
+      <w:r>
+        <w:t xml:space="preserve"> </w:t>
+      </w:r>
+      <w:r>
+        <w:t xml:space="preserve">falls outside it. That boundary appears in the scope statement and nowhere else, so the scope</w:t>
+      </w:r>
+      <w:r>
+        <w:t xml:space="preserve"> </w:t>
+      </w:r>
+      <w:r>
+        <w:t xml:space="preserve">statement is the part to have ready.</w:t>
       </w:r>
     </w:p>
     <w:tbl>
@@ -889,13 +857,13 @@
         <w:t xml:space="preserve"> </w:t>
       </w:r>
       <w:r>
-        <w:t xml:space="preserve">a reader takes it to be. Do not let the reader take it wider. The standards publisher itself issues</w:t>
-      </w:r>
-      <w:r>
-        <w:t xml:space="preserve"> </w:t>
-      </w:r>
-      <w:r>
-        <w:t xml:space="preserve">nothing -- the accredited body does.</w:t>
+        <w:t xml:space="preserve">a reader takes it to be. Do not let them take it wider. The standards publisher issues nothing --</w:t>
+      </w:r>
+      <w:r>
+        <w:t xml:space="preserve"> </w:t>
+      </w:r>
+      <w:r>
+        <w:t xml:space="preserve">the accredited body does.</w:t>
       </w:r>
     </w:p>
     <w:p>
@@ -911,31 +879,37 @@
           <w:b/>
           <w:bCs/>
         </w:rPr>
-        <w:t xml:space="preserve">HITRUST sits in the same set as the program instruments, and none of them outranks the others.</w:t>
-      </w:r>
-      <w:r>
-        <w:t xml:space="preserve"> </w:t>
-      </w:r>
-      <w:r>
-        <w:t xml:space="preserve">Its two lower tiers are published as fixed core control sets while the highest is tailored and</w:t>
-      </w:r>
-      <w:r>
-        <w:t xml:space="preserve"> </w:t>
-      </w:r>
-      <w:r>
-        <w:t xml:space="preserve">risk-based, so quoting a tier name on its own says less than it sounds like. Offer tier and scope,</w:t>
-      </w:r>
-      <w:r>
-        <w:t xml:space="preserve"> </w:t>
-      </w:r>
-      <w:r>
-        <w:t xml:space="preserve">and never circulate control text: the framework's text is licensed. The body that writes a program</w:t>
-      </w:r>
-      <w:r>
-        <w:t xml:space="preserve"> </w:t>
-      </w:r>
-      <w:r>
-        <w:t xml:space="preserve">standard is often not the body that sets your customer's validation requirement.</w:t>
+        <w:t xml:space="preserve">HITRUST sits in the same set as the program instruments, and none outranks the others.</w:t>
+      </w:r>
+      <w:r>
+        <w:t xml:space="preserve"> </w:t>
+      </w:r>
+      <w:r>
+        <w:t xml:space="preserve">Its two</w:t>
+      </w:r>
+      <w:r>
+        <w:t xml:space="preserve"> </w:t>
+      </w:r>
+      <w:r>
+        <w:t xml:space="preserve">lower tiers are fixed core control sets, the highest is tailored and risk-based, so a tier name</w:t>
+      </w:r>
+      <w:r>
+        <w:t xml:space="preserve"> </w:t>
+      </w:r>
+      <w:r>
+        <w:t xml:space="preserve">alone says less than it sounds like: offer tier and scope. Never circulate control text, which is</w:t>
+      </w:r>
+      <w:r>
+        <w:t xml:space="preserve"> </w:t>
+      </w:r>
+      <w:r>
+        <w:t xml:space="preserve">licensed. And the body that writes a program standard is often not the body that sets your</w:t>
+      </w:r>
+      <w:r>
+        <w:t xml:space="preserve"> </w:t>
+      </w:r>
+      <w:r>
+        <w:t xml:space="preserve">customer's validation requirement.</w:t>
       </w:r>
     </w:p>
     <w:p>
@@ -960,49 +934,37 @@
         <w:pStyle w:val="FirstParagraph"/>
       </w:pPr>
       <w:r>
-        <w:t xml:space="preserve">Nothing in the group above examined your code or your build. These four are about the code and the</w:t>
-      </w:r>
-      <w:r>
-        <w:t xml:space="preserve"> </w:t>
-      </w:r>
-      <w:r>
-        <w:t xml:space="preserve">build, and for each one the buyer's real question is how it was produced. Three of them you write</w:t>
-      </w:r>
-      <w:r>
-        <w:t xml:space="preserve"> </w:t>
-      </w:r>
-      <w:r>
-        <w:t xml:space="preserve">about your own system, so their weight comes from the discipline behind them rather than from who</w:t>
-      </w:r>
-      <w:r>
-        <w:t xml:space="preserve"> </w:t>
-      </w:r>
-      <w:r>
-        <w:t xml:space="preserve">issued them -- which means the discipline is the thing to be able to describe. Testing evidence is</w:t>
-      </w:r>
-      <w:r>
-        <w:t xml:space="preserve"> </w:t>
-      </w:r>
-      <w:r>
-        <w:t xml:space="preserve">the exception and the strongest item in the group, but only in one form: an external assessment or a</w:t>
-      </w:r>
-      <w:r>
-        <w:t xml:space="preserve"> </w:t>
-      </w:r>
-      <w:r>
-        <w:t xml:space="preserve">penetration test, the one software-layer artifact a third party issues. Expect to be asked for it by</w:t>
-      </w:r>
-      <w:r>
-        <w:t xml:space="preserve"> </w:t>
-      </w:r>
-      <w:r>
-        <w:t xml:space="preserve">those names, and expect the request to be a test of whether you offer your own tooling's output</w:t>
-      </w:r>
-      <w:r>
-        <w:t xml:space="preserve"> </w:t>
-      </w:r>
-      <w:r>
-        <w:t xml:space="preserve">instead.</w:t>
+        <w:t xml:space="preserve">Nothing above examined your code or your build. These four do, and for each the buyer's real</w:t>
+      </w:r>
+      <w:r>
+        <w:t xml:space="preserve"> </w:t>
+      </w:r>
+      <w:r>
+        <w:t xml:space="preserve">question is how it was produced. Three you write about your own system, so their weight comes from</w:t>
+      </w:r>
+      <w:r>
+        <w:t xml:space="preserve"> </w:t>
+      </w:r>
+      <w:r>
+        <w:t xml:space="preserve">the discipline behind them rather than from who issued them -- describe the discipline. Testing</w:t>
+      </w:r>
+      <w:r>
+        <w:t xml:space="preserve"> </w:t>
+      </w:r>
+      <w:r>
+        <w:t xml:space="preserve">evidence is the exception and the strongest item here, in one form only: an external assessment or a</w:t>
+      </w:r>
+      <w:r>
+        <w:t xml:space="preserve"> </w:t>
+      </w:r>
+      <w:r>
+        <w:t xml:space="preserve">penetration test, the one software-layer artifact a third party issues. Expect that request by name,</w:t>
+      </w:r>
+      <w:r>
+        <w:t xml:space="preserve"> </w:t>
+      </w:r>
+      <w:r>
+        <w:t xml:space="preserve">and expect it to test whether you offer your own tooling's output instead.</w:t>
       </w:r>
     </w:p>
     <w:tbl>
@@ -1328,13 +1290,13 @@
         <w:t xml:space="preserve"> </w:t>
       </w:r>
       <w:r>
-        <w:t xml:space="preserve">build-time source manifest? Those answer different questions, and only one of them describes what</w:t>
-      </w:r>
-      <w:r>
-        <w:t xml:space="preserve"> </w:t>
-      </w:r>
-      <w:r>
-        <w:t xml:space="preserve">is running.</w:t>
+        <w:t xml:space="preserve">build-time source manifest? Those answer different questions, and only one describes what is</w:t>
+      </w:r>
+      <w:r>
+        <w:t xml:space="preserve"> </w:t>
+      </w:r>
+      <w:r>
+        <w:t xml:space="preserve">running.</w:t>
       </w:r>
     </w:p>
     <w:p>
@@ -1419,25 +1381,25 @@
         <w:pStyle w:val="FirstParagraph"/>
       </w:pPr>
       <w:r>
-        <w:t xml:space="preserve">These allocate liability; they do not establish security, and offering them as though they do is the</w:t>
-      </w:r>
-      <w:r>
-        <w:t xml:space="preserve"> </w:t>
-      </w:r>
-      <w:r>
-        <w:t xml:space="preserve">same overclaim in a third costume. A complete set tells a buyer what happens after a failure and</w:t>
-      </w:r>
-      <w:r>
-        <w:t xml:space="preserve"> </w:t>
-      </w:r>
-      <w:r>
-        <w:t xml:space="preserve">nothing about its likelihood. They are read for their clock definitions and notification paths, which</w:t>
-      </w:r>
-      <w:r>
-        <w:t xml:space="preserve"> </w:t>
-      </w:r>
-      <w:r>
-        <w:t xml:space="preserve">is where they are weakest and always checkable.</w:t>
+        <w:t xml:space="preserve">These allocate liability. They do not establish security, and offering them as though they do is the</w:t>
+      </w:r>
+      <w:r>
+        <w:t xml:space="preserve"> </w:t>
+      </w:r>
+      <w:r>
+        <w:t xml:space="preserve">same overclaim in a third costume: a complete set says what happens after a failure, nothing about</w:t>
+      </w:r>
+      <w:r>
+        <w:t xml:space="preserve"> </w:t>
+      </w:r>
+      <w:r>
+        <w:t xml:space="preserve">its likelihood. They are read for their clock definitions and notification paths, which is where</w:t>
+      </w:r>
+      <w:r>
+        <w:t xml:space="preserve"> </w:t>
+      </w:r>
+      <w:r>
+        <w:t xml:space="preserve">they are weakest and always checkable.</w:t>
       </w:r>
     </w:p>
     <w:tbl>
@@ -1685,25 +1647,25 @@
         <w:t xml:space="preserve"> </w:t>
       </w:r>
       <w:r>
-        <w:t xml:space="preserve">A commitment whose clock starts when</w:t>
-      </w:r>
-      <w:r>
-        <w:t xml:space="preserve"> </w:t>
-      </w:r>
-      <w:r>
-        <w:t xml:space="preserve">you accept triage is unbounded, whatever the number on it -- and a buyer who reads carefully will</w:t>
-      </w:r>
-      <w:r>
-        <w:t xml:space="preserve"> </w:t>
-      </w:r>
-      <w:r>
-        <w:t xml:space="preserve">say so. "Patch released" is also not "patch deployed"; for software the customer runs, deployment is</w:t>
-      </w:r>
-      <w:r>
-        <w:t xml:space="preserve"> </w:t>
-      </w:r>
-      <w:r>
-        <w:t xml:space="preserve">their side of the line, and the agreement should say which side it is describing.</w:t>
+        <w:t xml:space="preserve">A clock that starts when you accept</w:t>
+      </w:r>
+      <w:r>
+        <w:t xml:space="preserve"> </w:t>
+      </w:r>
+      <w:r>
+        <w:t xml:space="preserve">triage is unbounded whatever the number on it, and a careful buyer will say so. "Patch released" is</w:t>
+      </w:r>
+      <w:r>
+        <w:t xml:space="preserve"> </w:t>
+      </w:r>
+      <w:r>
+        <w:t xml:space="preserve">also not "patch deployed": for software the customer runs, deployment is their side of the line,</w:t>
+      </w:r>
+      <w:r>
+        <w:t xml:space="preserve"> </w:t>
+      </w:r>
+      <w:r>
+        <w:t xml:space="preserve">and the agreement should say which side it means.</w:t>
       </w:r>
     </w:p>
     <w:p>
@@ -1789,7 +1751,7 @@
         <w:t xml:space="preserve"> </w:t>
       </w:r>
       <w:r>
-        <w:t xml:space="preserve">Holding everything here is not approval, and being asked for something not listed here is ordinary.</w:t>
+        <w:t xml:space="preserve">Holding everything here is not approval, and being asked for something not listed is ordinary.</w:t>
       </w:r>
     </w:p>
     <w:p>
@@ -1901,19 +1863,13 @@
         <w:t xml:space="preserve"> </w:t>
       </w:r>
       <w:r>
-        <w:t xml:space="preserve">evidence about what a buyer is able to check, which is a more modest thing than either side of a</w:t>
-      </w:r>
-      <w:r>
-        <w:t xml:space="preserve"> </w:t>
-      </w:r>
-      <w:r>
-        <w:t xml:space="preserve">procurement conversation usually wants it to be. Claiming more than that is the failure this whole</w:t>
-      </w:r>
-      <w:r>
-        <w:t xml:space="preserve"> </w:t>
-      </w:r>
-      <w:r>
-        <w:t xml:space="preserve">page is about.</w:t>
+        <w:t xml:space="preserve">evidence about what a buyer can check -- more modest than either side of a procurement</w:t>
+      </w:r>
+      <w:r>
+        <w:t xml:space="preserve"> </w:t>
+      </w:r>
+      <w:r>
+        <w:t xml:space="preserve">conversation usually wants. Claiming more is the failure this page is about.</w:t>
       </w:r>
     </w:p>
     <w:p>

--- a/docs/standards/word/DILIGENCE-PACKET.docx
+++ b/docs/standards/word/DILIGENCE-PACKET.docx
@@ -28,7 +28,7 @@
         </w:p>
       </w:sdtContent>
     </w:sdt>
-    <w:bookmarkStart w:id="26" w:name="X80c3b73d1b8afdbe491c6b8b2979a6a303b898f"/>
+    <w:bookmarkStart w:id="27" w:name="X80c3b73d1b8afdbe491c6b8b2979a6a303b898f"/>
     <w:p>
       <w:pPr>
         <w:pStyle w:val="Heading1"/>
@@ -145,45 +145,85 @@
           <w:b/>
           <w:bCs/>
         </w:rPr>
-        <w:t xml:space="preserve">The commonest vendor mistake in diligence is offering an audit report or a certificate as an</w:t>
-      </w:r>
+        <w:t xml:space="preserve">What this is.</w:t>
+      </w:r>
+      <w:r>
+        <w:t xml:space="preserve"> </w:t>
+      </w:r>
+      <w:r>
+        <w:t xml:space="preserve">What to have ready when a buyer asks for security evidence, sorted by layer: your</w:t>
+      </w:r>
+      <w:r>
+        <w:t xml:space="preserve"> </w:t>
+      </w:r>
+      <w:r>
+        <w:t xml:space="preserve">company, your software, and the contract.</w:t>
+      </w:r>
+    </w:p>
+    <w:p>
+      <w:pPr>
+        <w:pStyle w:val="BodyText"/>
+      </w:pPr>
       <w:r>
         <w:rPr>
           <w:b/>
           <w:bCs/>
         </w:rPr>
-        <w:t xml:space="preserve"> </w:t>
-      </w:r>
+        <w:t xml:space="preserve">Why it matters.</w:t>
+      </w:r>
+      <w:r>
+        <w:t xml:space="preserve"> </w:t>
+      </w:r>
+      <w:r>
+        <w:t xml:space="preserve">The commonest vendor mistake is offering an audit report or a certificate as an</w:t>
+      </w:r>
+      <w:r>
+        <w:t xml:space="preserve"> </w:t>
+      </w:r>
+      <w:r>
+        <w:t xml:space="preserve">answer about the product. Those instruments never open your code. You can hold a clean twelve-month</w:t>
+      </w:r>
+      <w:r>
+        <w:t xml:space="preserve"> </w:t>
+      </w:r>
+      <w:r>
+        <w:t xml:space="preserve">report, ship software with an authorization flaw, and have said nothing false. Offer it as product</w:t>
+      </w:r>
+      <w:r>
+        <w:t xml:space="preserve"> </w:t>
+      </w:r>
+      <w:r>
+        <w:t xml:space="preserve">evidence and you have said something false.</w:t>
+      </w:r>
+    </w:p>
+    <w:p>
+      <w:pPr>
+        <w:pStyle w:val="BodyText"/>
+      </w:pPr>
       <w:r>
         <w:rPr>
           <w:b/>
           <w:bCs/>
         </w:rPr>
-        <w:t xml:space="preserve">answer about the product.</w:t>
-      </w:r>
-      <w:r>
-        <w:t xml:space="preserve"> </w:t>
-      </w:r>
-      <w:r>
-        <w:t xml:space="preserve">Those instruments examine how your company governs itself -- policies,</w:t>
-      </w:r>
-      <w:r>
-        <w:t xml:space="preserve"> </w:t>
-      </w:r>
-      <w:r>
-        <w:t xml:space="preserve">access reviews, change management. They never open your code. You can hold a clean twelve-month</w:t>
-      </w:r>
-      <w:r>
-        <w:t xml:space="preserve"> </w:t>
-      </w:r>
-      <w:r>
-        <w:t xml:space="preserve">report, ship software with an authorization flaw in it, and have said nothing false. Offer it as</w:t>
-      </w:r>
-      <w:r>
-        <w:t xml:space="preserve"> </w:t>
-      </w:r>
-      <w:r>
-        <w:t xml:space="preserve">product evidence and you have said something false -- the position that ends deals.</w:t>
+        <w:t xml:space="preserve">What it costs you.</w:t>
+      </w:r>
+      <w:r>
+        <w:t xml:space="preserve"> </w:t>
+      </w:r>
+      <w:r>
+        <w:t xml:space="preserve">Three artifacts before the first call, each of which is a document, a date or</w:t>
+      </w:r>
+      <w:r>
+        <w:t xml:space="preserve"> </w:t>
+      </w:r>
+      <w:r>
+        <w:t xml:space="preserve">a name. None can be answered with an adjective, and a buyer who accepts one is not the buyer whose</w:t>
+      </w:r>
+      <w:r>
+        <w:t xml:space="preserve"> </w:t>
+      </w:r>
+      <w:r>
+        <w:t xml:space="preserve">approval is worth having.</w:t>
       </w:r>
     </w:p>
     <w:p>
@@ -191,13 +231,83 @@
         <w:pStyle w:val="BodyText"/>
       </w:pPr>
       <w:r>
-        <w:t xml:space="preserve">So sort your evidence by layer -- the company, the software, the contract -- and have three things</w:t>
-      </w:r>
-      <w:r>
-        <w:t xml:space="preserve"> </w:t>
-      </w:r>
-      <w:r>
-        <w:t xml:space="preserve">ready before the first call:</w:t>
+        <w:rPr>
+          <w:b/>
+          <w:bCs/>
+        </w:rPr>
+        <w:t xml:space="preserve">Not for you</w:t>
+      </w:r>
+      <w:r>
+        <w:t xml:space="preserve"> </w:t>
+      </w:r>
+      <w:r>
+        <w:t xml:space="preserve">as legal advice. Nothing here has been reviewed by counsel, and</w:t>
+      </w:r>
+      <w:r>
+        <w:t xml:space="preserve"> </w:t>
+      </w:r>
+      <w:hyperlink w:anchor="what-this-page-does-not-do">
+        <w:r>
+          <w:rPr>
+            <w:rStyle w:val="Hyperlink"/>
+          </w:rPr>
+          <w:t xml:space="preserve">what this page does not do</w:t>
+        </w:r>
+      </w:hyperlink>
+      <w:r>
+        <w:t xml:space="preserve"> </w:t>
+      </w:r>
+      <w:r>
+        <w:t xml:space="preserve">marks the rest of the boundary.</w:t>
+      </w:r>
+    </w:p>
+    <w:p>
+      <w:pPr>
+        <w:pStyle w:val="BodyText"/>
+      </w:pPr>
+      <w:r>
+        <w:rPr>
+          <w:b/>
+          <w:bCs/>
+        </w:rPr>
+        <w:t xml:space="preserve">Where to start.</w:t>
+      </w:r>
+      <w:r>
+        <w:t xml:space="preserve"> </w:t>
+      </w:r>
+      <w:hyperlink w:anchor="the-three-things-to-have-ready">
+        <w:r>
+          <w:rPr>
+            <w:rStyle w:val="Hyperlink"/>
+          </w:rPr>
+          <w:t xml:space="preserve">The three things to have ready</w:t>
+        </w:r>
+      </w:hyperlink>
+      <w:r>
+        <w:t xml:space="preserve">, before the</w:t>
+      </w:r>
+      <w:r>
+        <w:t xml:space="preserve"> </w:t>
+      </w:r>
+      <w:r>
+        <w:t xml:space="preserve">first call rather than during it.</w:t>
+      </w:r>
+    </w:p>
+    <w:p>
+      <w:r>
+        <w:pict>
+          <v:rect style="width:0;height:1.5pt" o:hralign="center" o:hrstd="t" o:hr="t"/>
+        </w:pict>
+      </w:r>
+    </w:p>
+    <w:bookmarkEnd w:id="12"/>
+    <w:bookmarkStart w:id="13" w:name="the-three-things-to-have-ready"/>
+    <w:p>
+      <w:pPr>
+        <w:pStyle w:val="Heading2"/>
+      </w:pPr>
+      <w:r>
+        <w:t xml:space="preserve">The three things to have ready</w:t>
       </w:r>
     </w:p>
     <w:p>
@@ -315,28 +425,14 @@
       </w:r>
     </w:p>
     <w:p>
-      <w:pPr>
-        <w:pStyle w:val="FirstParagraph"/>
-      </w:pPr>
-      <w:r>
-        <w:t xml:space="preserve">Each is a document, a date or a name. None can be answered with an adjective, and a buyer who</w:t>
-      </w:r>
-      <w:r>
-        <w:t xml:space="preserve"> </w:t>
-      </w:r>
-      <w:r>
-        <w:t xml:space="preserve">accepts one is not the buyer whose approval is worth having.</w:t>
-      </w:r>
-    </w:p>
-    <w:p>
       <w:r>
         <w:pict>
           <v:rect style="width:0;height:1.5pt" o:hralign="center" o:hrstd="t" o:hr="t"/>
         </w:pict>
       </w:r>
     </w:p>
-    <w:bookmarkEnd w:id="12"/>
-    <w:bookmarkStart w:id="14" w:name="X9820556d3e58e6931f3b9587970abdcbae35f14"/>
+    <w:bookmarkEnd w:id="13"/>
+    <w:bookmarkStart w:id="15" w:name="X9820556d3e58e6931f3b9587970abdcbae35f14"/>
     <w:p>
       <w:pPr>
         <w:pStyle w:val="Heading2"/>
@@ -387,7 +483,7 @@
       <w:r>
         <w:t xml:space="preserve"> </w:t>
       </w:r>
-      <w:hyperlink r:id="rId13">
+      <w:hyperlink r:id="rId14">
         <w:r>
           <w:rPr>
             <w:rStyle w:val="Hyperlink"/>
@@ -406,8 +502,8 @@
         </w:pict>
       </w:r>
     </w:p>
-    <w:bookmarkEnd w:id="14"/>
-    <w:bookmarkStart w:id="15" w:name="Xd0788155b9cd6a69def89aded25881d2012bf98"/>
+    <w:bookmarkEnd w:id="15"/>
+    <w:bookmarkStart w:id="16" w:name="Xd0788155b9cd6a69def89aded25881d2012bf98"/>
     <w:p>
       <w:pPr>
         <w:pStyle w:val="Heading2"/>
@@ -919,8 +1015,8 @@
         </w:pict>
       </w:r>
     </w:p>
-    <w:bookmarkEnd w:id="15"/>
-    <w:bookmarkStart w:id="18" w:name="Xfd36b0890dc45bbde1e15e48c08f9e5ad94ea58"/>
+    <w:bookmarkEnd w:id="16"/>
+    <w:bookmarkStart w:id="19" w:name="Xfd36b0890dc45bbde1e15e48c08f9e5ad94ea58"/>
     <w:p>
       <w:pPr>
         <w:pStyle w:val="Heading2"/>
@@ -1309,7 +1405,7 @@
       <w:r>
         <w:t xml:space="preserve"> </w:t>
       </w:r>
-      <w:hyperlink r:id="rId16">
+      <w:hyperlink r:id="rId17">
         <w:r>
           <w:rPr>
             <w:rStyle w:val="Hyperlink"/>
@@ -1332,7 +1428,7 @@
       <w:r>
         <w:t xml:space="preserve"> </w:t>
       </w:r>
-      <w:hyperlink r:id="rId17">
+      <w:hyperlink r:id="rId18">
         <w:r>
           <w:rPr>
             <w:rStyle w:val="Hyperlink"/>
@@ -1366,8 +1462,8 @@
         </w:pict>
       </w:r>
     </w:p>
-    <w:bookmarkEnd w:id="18"/>
-    <w:bookmarkStart w:id="19" w:name="X47b6f90d36b143c14e13657501074bc075993f0"/>
+    <w:bookmarkEnd w:id="19"/>
+    <w:bookmarkStart w:id="20" w:name="X47b6f90d36b143c14e13657501074bc075993f0"/>
     <w:p>
       <w:pPr>
         <w:pStyle w:val="Heading2"/>
@@ -1694,7 +1790,7 @@
       <w:pPr>
         <w:pStyle w:val="FirstParagraph"/>
       </w:pPr>
-      <w:hyperlink r:id="rId16">
+      <w:hyperlink r:id="rId17">
         <w:r>
           <w:rPr>
             <w:rStyle w:val="Hyperlink"/>
@@ -1722,8 +1818,8 @@
         </w:pict>
       </w:r>
     </w:p>
-    <w:bookmarkEnd w:id="19"/>
-    <w:bookmarkStart w:id="20" w:name="what-this-page-does-not-do"/>
+    <w:bookmarkEnd w:id="20"/>
+    <w:bookmarkStart w:id="21" w:name="what-this-page-does-not-do"/>
     <w:p>
       <w:pPr>
         <w:pStyle w:val="Heading2"/>
@@ -1879,8 +1975,8 @@
         </w:pict>
       </w:r>
     </w:p>
-    <w:bookmarkEnd w:id="20"/>
-    <w:bookmarkStart w:id="25" w:name="where-to-go-next"/>
+    <w:bookmarkEnd w:id="21"/>
+    <w:bookmarkStart w:id="26" w:name="where-to-go-next"/>
     <w:p>
       <w:pPr>
         <w:pStyle w:val="Heading2"/>
@@ -1944,7 +2040,7 @@
             <w:pPr>
               <w:pStyle w:val="Compact"/>
             </w:pPr>
-            <w:hyperlink r:id="rId21">
+            <w:hyperlink r:id="rId22">
               <w:r>
                 <w:rPr>
                   <w:rStyle w:val="Hyperlink"/>
@@ -1973,7 +2069,7 @@
             <w:pPr>
               <w:pStyle w:val="Compact"/>
             </w:pPr>
-            <w:hyperlink r:id="rId22">
+            <w:hyperlink r:id="rId23">
               <w:r>
                 <w:rPr>
                   <w:rStyle w:val="Hyperlink"/>
@@ -2002,7 +2098,7 @@
             <w:pPr>
               <w:pStyle w:val="Compact"/>
             </w:pPr>
-            <w:hyperlink r:id="rId23">
+            <w:hyperlink r:id="rId24">
               <w:r>
                 <w:rPr>
                   <w:rStyle w:val="Hyperlink"/>
@@ -2031,7 +2127,7 @@
             <w:pPr>
               <w:pStyle w:val="Compact"/>
             </w:pPr>
-            <w:hyperlink r:id="rId16">
+            <w:hyperlink r:id="rId17">
               <w:r>
                 <w:rPr>
                   <w:rStyle w:val="Hyperlink"/>
@@ -2060,7 +2156,7 @@
             <w:pPr>
               <w:pStyle w:val="Compact"/>
             </w:pPr>
-            <w:hyperlink r:id="rId17">
+            <w:hyperlink r:id="rId18">
               <w:r>
                 <w:rPr>
                   <w:rStyle w:val="Hyperlink"/>
@@ -2089,7 +2185,7 @@
             <w:pPr>
               <w:pStyle w:val="Compact"/>
             </w:pPr>
-            <w:hyperlink r:id="rId24">
+            <w:hyperlink r:id="rId25">
               <w:r>
                 <w:rPr>
                   <w:rStyle w:val="Hyperlink"/>
@@ -2125,8 +2221,8 @@
         <w:t xml:space="preserve">anything you cannot stand behind.</w:t>
       </w:r>
     </w:p>
-    <w:bookmarkEnd w:id="25"/>
     <w:bookmarkEnd w:id="26"/>
+    <w:bookmarkEnd w:id="27"/>
     <w:sectPr>
       <w:footnotePr>
         <w:numRestart w:val="eachSect"/>

--- a/docs/standards/word/DILIGENCE-PACKET.docx
+++ b/docs/standards/word/DILIGENCE-PACKET.docx
@@ -205,25 +205,31 @@
           <w:b/>
           <w:bCs/>
         </w:rPr>
-        <w:t xml:space="preserve">What it costs you.</w:t>
-      </w:r>
-      <w:r>
-        <w:t xml:space="preserve"> </w:t>
-      </w:r>
-      <w:r>
-        <w:t xml:space="preserve">Three artifacts before the first call, each of which is a document, a date or</w:t>
-      </w:r>
-      <w:r>
-        <w:t xml:space="preserve"> </w:t>
-      </w:r>
-      <w:r>
-        <w:t xml:space="preserve">a name. None can be answered with an adjective, and a buyer who accepts one is not the buyer whose</w:t>
-      </w:r>
-      <w:r>
-        <w:t xml:space="preserve"> </w:t>
-      </w:r>
-      <w:r>
-        <w:t xml:space="preserve">approval is worth having.</w:t>
+        <w:t xml:space="preserve">Cost/Benefit.</w:t>
+      </w:r>
+      <w:r>
+        <w:t xml:space="preserve"> </w:t>
+      </w:r>
+      <w:r>
+        <w:t xml:space="preserve">Three artifacts before the first call, each of which is a document, a date or a</w:t>
+      </w:r>
+      <w:r>
+        <w:t xml:space="preserve"> </w:t>
+      </w:r>
+      <w:r>
+        <w:t xml:space="preserve">name. None can be answered with an adjective, and a buyer who accepts one is not the buyer whose</w:t>
+      </w:r>
+      <w:r>
+        <w:t xml:space="preserve"> </w:t>
+      </w:r>
+      <w:r>
+        <w:t xml:space="preserve">approval is worth having. In return, every item here comes with what it proves, what it will not</w:t>
+      </w:r>
+      <w:r>
+        <w:t xml:space="preserve"> </w:t>
+      </w:r>
+      <w:r>
+        <w:t xml:space="preserve">carry, and what you must be able to say about it before you are asked.</w:t>
       </w:r>
     </w:p>
     <w:p>

--- a/docs/standards/word/DILIGENCE-PACKET.docx
+++ b/docs/standards/word/DILIGENCE-PACKET.docx
@@ -205,31 +205,61 @@
           <w:b/>
           <w:bCs/>
         </w:rPr>
-        <w:t xml:space="preserve">Cost/Benefit.</w:t>
-      </w:r>
-      <w:r>
-        <w:t xml:space="preserve"> </w:t>
-      </w:r>
-      <w:r>
-        <w:t xml:space="preserve">Three artifacts before the first call, each of which is a document, a date or a</w:t>
-      </w:r>
-      <w:r>
-        <w:t xml:space="preserve"> </w:t>
-      </w:r>
-      <w:r>
-        <w:t xml:space="preserve">name. None can be answered with an adjective, and a buyer who accepts one is not the buyer whose</w:t>
-      </w:r>
-      <w:r>
-        <w:t xml:space="preserve"> </w:t>
-      </w:r>
-      <w:r>
-        <w:t xml:space="preserve">approval is worth having. In return, every item here comes with what it proves, what it will not</w:t>
-      </w:r>
-      <w:r>
-        <w:t xml:space="preserve"> </w:t>
-      </w:r>
-      <w:r>
-        <w:t xml:space="preserve">carry, and what you must be able to say about it before you are asked.</w:t>
+        <w:t xml:space="preserve">Benefits.</w:t>
+      </w:r>
+      <w:r>
+        <w:t xml:space="preserve"> </w:t>
+      </w:r>
+      <w:r>
+        <w:t xml:space="preserve">Every item here comes with what it proves, what it will not carry, and what you must</w:t>
+      </w:r>
+      <w:r>
+        <w:t xml:space="preserve"> </w:t>
+      </w:r>
+      <w:r>
+        <w:t xml:space="preserve">be able to say about it before you are asked. That is enough to state a boundary or an exception</w:t>
+      </w:r>
+      <w:r>
+        <w:t xml:space="preserve"> </w:t>
+      </w:r>
+      <w:r>
+        <w:t xml:space="preserve">yourself, before a buyer finds it.</w:t>
+      </w:r>
+    </w:p>
+    <w:p>
+      <w:pPr>
+        <w:pStyle w:val="BodyText"/>
+      </w:pPr>
+      <w:r>
+        <w:rPr>
+          <w:b/>
+          <w:bCs/>
+        </w:rPr>
+        <w:t xml:space="preserve">Costs.</w:t>
+      </w:r>
+      <w:r>
+        <w:t xml:space="preserve"> </w:t>
+      </w:r>
+      <w:r>
+        <w:t xml:space="preserve">Three artifacts before the first call, each of which is a document, a date or a name.</w:t>
+      </w:r>
+      <w:r>
+        <w:t xml:space="preserve"> </w:t>
+      </w:r>
+      <w:r>
+        <w:t xml:space="preserve">None can be answered with an adjective, and a buyer who accepts one is not the buyer whose approval</w:t>
+      </w:r>
+      <w:r>
+        <w:t xml:space="preserve"> </w:t>
+      </w:r>
+      <w:r>
+        <w:t xml:space="preserve">is worth having. The dates among them cannot be produced retrospectively: your last dynamic test</w:t>
+      </w:r>
+      <w:r>
+        <w:t xml:space="preserve"> </w:t>
+      </w:r>
+      <w:r>
+        <w:t xml:space="preserve">and your last incident response exercise must already have happened.</w:t>
       </w:r>
     </w:p>
     <w:p>

--- a/docs/standards/word/DILIGENCE-PACKET.docx
+++ b/docs/standards/word/DILIGENCE-PACKET.docx
@@ -205,25 +205,61 @@
           <w:b/>
           <w:bCs/>
         </w:rPr>
-        <w:t xml:space="preserve">What it costs you.</w:t>
-      </w:r>
-      <w:r>
-        <w:t xml:space="preserve"> </w:t>
-      </w:r>
-      <w:r>
-        <w:t xml:space="preserve">Three artifacts before the first call, each of which is a document, a date or</w:t>
-      </w:r>
-      <w:r>
-        <w:t xml:space="preserve"> </w:t>
-      </w:r>
-      <w:r>
-        <w:t xml:space="preserve">a name. None can be answered with an adjective, and a buyer who accepts one is not the buyer whose</w:t>
-      </w:r>
-      <w:r>
-        <w:t xml:space="preserve"> </w:t>
-      </w:r>
-      <w:r>
-        <w:t xml:space="preserve">approval is worth having.</w:t>
+        <w:t xml:space="preserve">Benefits.</w:t>
+      </w:r>
+      <w:r>
+        <w:t xml:space="preserve"> </w:t>
+      </w:r>
+      <w:r>
+        <w:t xml:space="preserve">Every item here comes with what it proves, what it will not carry, and what you must</w:t>
+      </w:r>
+      <w:r>
+        <w:t xml:space="preserve"> </w:t>
+      </w:r>
+      <w:r>
+        <w:t xml:space="preserve">be able to say about it before you are asked. That is enough to state a boundary or an exception</w:t>
+      </w:r>
+      <w:r>
+        <w:t xml:space="preserve"> </w:t>
+      </w:r>
+      <w:r>
+        <w:t xml:space="preserve">yourself, before a buyer finds it.</w:t>
+      </w:r>
+    </w:p>
+    <w:p>
+      <w:pPr>
+        <w:pStyle w:val="BodyText"/>
+      </w:pPr>
+      <w:r>
+        <w:rPr>
+          <w:b/>
+          <w:bCs/>
+        </w:rPr>
+        <w:t xml:space="preserve">Costs.</w:t>
+      </w:r>
+      <w:r>
+        <w:t xml:space="preserve"> </w:t>
+      </w:r>
+      <w:r>
+        <w:t xml:space="preserve">Three artifacts before the first call, each of which is a document, a date or a name.</w:t>
+      </w:r>
+      <w:r>
+        <w:t xml:space="preserve"> </w:t>
+      </w:r>
+      <w:r>
+        <w:t xml:space="preserve">None can be answered with an adjective, and a buyer who accepts one is not the buyer whose approval</w:t>
+      </w:r>
+      <w:r>
+        <w:t xml:space="preserve"> </w:t>
+      </w:r>
+      <w:r>
+        <w:t xml:space="preserve">is worth having. The dates among them cannot be produced retrospectively: your last dynamic test</w:t>
+      </w:r>
+      <w:r>
+        <w:t xml:space="preserve"> </w:t>
+      </w:r>
+      <w:r>
+        <w:t xml:space="preserve">and your last incident response exercise must already have happened.</w:t>
       </w:r>
     </w:p>
     <w:p>
